--- a/new/new.docx
+++ b/new/new.docx
@@ -5,13 +5,89 @@
     <w:p/>
     <w:p>
       <w:r>
+        <w:t>{acordeon}</w:t>
+      </w:r>
+    </w:p>
+    <w:p>
+      <w:pPr>
+        <w:rPr>
+          <w:b/>
+          <w:bCs/>
+        </w:rPr>
+      </w:pPr>
+      <w:r>
+        <w:t>&gt;&gt;</w:t>
+      </w:r>
+      <w:r>
+        <w:t xml:space="preserve"> </w:t>
+      </w:r>
+      <w:r>
+        <w:rPr>
+          <w:b/>
+          <w:bCs/>
+        </w:rPr>
+        <w:t>Titulo 1 del acordeón</w:t>
+      </w:r>
+    </w:p>
+    <w:p>
+      <w:r>
+        <w:t>Contenido 1 del acordeón</w:t>
+      </w:r>
+    </w:p>
+    <w:p>
+      <w:pPr>
+        <w:rPr>
+          <w:b/>
+          <w:bCs/>
+          <w:u w:val="single"/>
+        </w:rPr>
+      </w:pPr>
+      <w:r>
+        <w:t>&gt;&gt;</w:t>
+      </w:r>
+      <w:r>
+        <w:t xml:space="preserve"> </w:t>
+      </w:r>
+      <w:r>
+        <w:rPr>
+          <w:b/>
+          <w:bCs/>
+        </w:rPr>
+        <w:t xml:space="preserve">Titulo </w:t>
+      </w:r>
+      <w:r>
+        <w:rPr>
+          <w:b/>
+          <w:bCs/>
+        </w:rPr>
+        <w:t>2</w:t>
+      </w:r>
+      <w:r>
+        <w:rPr>
+          <w:b/>
+          <w:bCs/>
+        </w:rPr>
+        <w:t xml:space="preserve"> del acordeón</w:t>
+      </w:r>
+    </w:p>
+    <w:p>
+      <w:r>
+        <w:t>Contenido 2 del acordeón</w:t>
+      </w:r>
+    </w:p>
+    <w:p>
+      <w:r>
+        <w:t>{fin}</w:t>
+      </w:r>
+    </w:p>
+    <w:p/>
+    <w:p>
+      <w:r>
         <w:t>{</w:t>
       </w:r>
-      <w:proofErr w:type="spellStart"/>
-      <w:r>
-        <w:t>acordeon</w:t>
-      </w:r>
-      <w:proofErr w:type="spellEnd"/>
+      <w:r>
+        <w:t>pestañas</w:t>
+      </w:r>
       <w:r>
         <w:t>}</w:t>
       </w:r>
@@ -34,12 +110,22 @@
           <w:b/>
           <w:bCs/>
         </w:rPr>
-        <w:t>Titulo 1 del acordeón</w:t>
-      </w:r>
-    </w:p>
-    <w:p>
-      <w:r>
-        <w:t>Contenido 1 del acordeón</w:t>
+        <w:t xml:space="preserve">Titulo 1 </w:t>
+      </w:r>
+      <w:r>
+        <w:rPr>
+          <w:b/>
+          <w:bCs/>
+        </w:rPr>
+        <w:t>pestañas</w:t>
+      </w:r>
+    </w:p>
+    <w:p>
+      <w:r>
+        <w:t xml:space="preserve">Contenido 1 </w:t>
+      </w:r>
+      <w:r>
+        <w:t>pestañas</w:t>
       </w:r>
     </w:p>
     <w:p>
@@ -75,27 +161,238 @@
           <w:b/>
           <w:bCs/>
         </w:rPr>
-        <w:t xml:space="preserve"> del acordeón</w:t>
-      </w:r>
-    </w:p>
-    <w:p>
-      <w:r>
-        <w:t>Contenido 2 del acordeón</w:t>
-      </w:r>
-    </w:p>
-    <w:p>
-      <w:r>
-        <w:t xml:space="preserve">{fin </w:t>
-      </w:r>
-      <w:proofErr w:type="spellStart"/>
-      <w:r>
-        <w:t>acordeon</w:t>
-      </w:r>
-      <w:proofErr w:type="spellEnd"/>
+        <w:t xml:space="preserve"> </w:t>
+      </w:r>
+      <w:r>
+        <w:rPr>
+          <w:b/>
+          <w:bCs/>
+        </w:rPr>
+        <w:t>pestañas</w:t>
+      </w:r>
+    </w:p>
+    <w:p>
+      <w:r>
+        <w:t xml:space="preserve">Contenido 2 </w:t>
+      </w:r>
+      <w:r>
+        <w:t>pestañas</w:t>
+      </w:r>
+    </w:p>
+    <w:p>
+      <w:r>
+        <w:t>{fin}</w:t>
+      </w:r>
+    </w:p>
+    <w:p/>
+    <w:p>
+      <w:r>
+        <w:t>{</w:t>
+      </w:r>
+      <w:r>
+        <w:t>paginacion</w:t>
+      </w:r>
       <w:r>
         <w:t>}</w:t>
       </w:r>
     </w:p>
+    <w:p>
+      <w:pPr>
+        <w:rPr>
+          <w:b/>
+          <w:bCs/>
+        </w:rPr>
+      </w:pPr>
+      <w:r>
+        <w:t>&gt;&gt;</w:t>
+      </w:r>
+      <w:r>
+        <w:t xml:space="preserve"> </w:t>
+      </w:r>
+      <w:r>
+        <w:rPr>
+          <w:b/>
+          <w:bCs/>
+        </w:rPr>
+        <w:t xml:space="preserve">Titulo 1 </w:t>
+      </w:r>
+      <w:r>
+        <w:rPr>
+          <w:b/>
+          <w:bCs/>
+        </w:rPr>
+        <w:t>paginación</w:t>
+      </w:r>
+    </w:p>
+    <w:p>
+      <w:r>
+        <w:t xml:space="preserve">Contenido 1 </w:t>
+      </w:r>
+      <w:r>
+        <w:t>paginación</w:t>
+      </w:r>
+    </w:p>
+    <w:p>
+      <w:pPr>
+        <w:rPr>
+          <w:b/>
+          <w:bCs/>
+          <w:u w:val="single"/>
+        </w:rPr>
+      </w:pPr>
+      <w:r>
+        <w:t>&gt;&gt;</w:t>
+      </w:r>
+      <w:r>
+        <w:t xml:space="preserve"> </w:t>
+      </w:r>
+      <w:r>
+        <w:rPr>
+          <w:b/>
+          <w:bCs/>
+        </w:rPr>
+        <w:t xml:space="preserve">Titulo </w:t>
+      </w:r>
+      <w:r>
+        <w:rPr>
+          <w:b/>
+          <w:bCs/>
+        </w:rPr>
+        <w:t>2</w:t>
+      </w:r>
+      <w:r>
+        <w:rPr>
+          <w:b/>
+          <w:bCs/>
+        </w:rPr>
+        <w:t xml:space="preserve"> </w:t>
+      </w:r>
+      <w:r>
+        <w:rPr>
+          <w:b/>
+          <w:bCs/>
+        </w:rPr>
+        <w:t>paginación</w:t>
+      </w:r>
+    </w:p>
+    <w:p>
+      <w:r>
+        <w:t xml:space="preserve">Contenido 2 </w:t>
+      </w:r>
+      <w:r>
+        <w:t>paginación</w:t>
+      </w:r>
+    </w:p>
+    <w:p>
+      <w:r>
+        <w:t>{fin}</w:t>
+      </w:r>
+    </w:p>
+    <w:p/>
+    <w:p>
+      <w:r>
+        <w:t>{</w:t>
+      </w:r>
+      <w:r>
+        <w:t>carrusel</w:t>
+      </w:r>
+      <w:r>
+        <w:t>}</w:t>
+      </w:r>
+    </w:p>
+    <w:p>
+      <w:pPr>
+        <w:rPr>
+          <w:b/>
+          <w:bCs/>
+        </w:rPr>
+      </w:pPr>
+      <w:r>
+        <w:t>&gt;&gt;</w:t>
+      </w:r>
+      <w:r>
+        <w:t xml:space="preserve"> </w:t>
+      </w:r>
+      <w:r>
+        <w:rPr>
+          <w:b/>
+          <w:bCs/>
+        </w:rPr>
+        <w:t xml:space="preserve">Titulo 1 </w:t>
+      </w:r>
+      <w:r>
+        <w:rPr>
+          <w:b/>
+          <w:bCs/>
+        </w:rPr>
+        <w:t>carrusel</w:t>
+      </w:r>
+    </w:p>
+    <w:p>
+      <w:r>
+        <w:t xml:space="preserve">Contenido 1 </w:t>
+      </w:r>
+      <w:r>
+        <w:t>carrusel</w:t>
+      </w:r>
+    </w:p>
+    <w:p>
+      <w:pPr>
+        <w:rPr>
+          <w:b/>
+          <w:bCs/>
+          <w:u w:val="single"/>
+        </w:rPr>
+      </w:pPr>
+      <w:r>
+        <w:t>&gt;&gt;</w:t>
+      </w:r>
+      <w:r>
+        <w:t xml:space="preserve"> </w:t>
+      </w:r>
+      <w:r>
+        <w:rPr>
+          <w:b/>
+          <w:bCs/>
+        </w:rPr>
+        <w:t xml:space="preserve">Titulo </w:t>
+      </w:r>
+      <w:r>
+        <w:rPr>
+          <w:b/>
+          <w:bCs/>
+        </w:rPr>
+        <w:t>2</w:t>
+      </w:r>
+      <w:r>
+        <w:rPr>
+          <w:b/>
+          <w:bCs/>
+        </w:rPr>
+        <w:t xml:space="preserve"> </w:t>
+      </w:r>
+      <w:r>
+        <w:rPr>
+          <w:b/>
+          <w:bCs/>
+        </w:rPr>
+        <w:t>carrusel</w:t>
+      </w:r>
+    </w:p>
+    <w:p>
+      <w:r>
+        <w:t xml:space="preserve">Contenido 2 </w:t>
+      </w:r>
+      <w:r>
+        <w:t>carrusel</w:t>
+      </w:r>
+    </w:p>
+    <w:p>
+      <w:r>
+        <w:t>{fin}</w:t>
+      </w:r>
+    </w:p>
+    <w:p/>
     <w:sectPr>
       <w:pgSz w:w="11906" w:h="16838"/>
       <w:pgMar w:top="1417" w:right="1701" w:bottom="1417" w:left="1701" w:header="708" w:footer="708" w:gutter="0"/>

--- a/new/new.docx
+++ b/new/new.docx
@@ -28,12 +28,80 @@
         </w:rPr>
         <w:t>Titulo 1 del acordeón</w:t>
       </w:r>
+      <w:r>
+        <w:rPr>
+          <w:b/>
+          <w:bCs/>
+        </w:rPr>
+        <w:t xml:space="preserve"> lkdg ñljl fda</w:t>
+      </w:r>
     </w:p>
     <w:p>
       <w:r>
         <w:t>Contenido 1 del acordeón</w:t>
       </w:r>
     </w:p>
+    <w:tbl>
+      <w:tblPr>
+        <w:tblStyle w:val="Tablaconcuadrcula"/>
+        <w:tblW w:w="0" w:type="auto"/>
+        <w:tblLook w:val="04A0" w:firstRow="1" w:lastRow="0" w:firstColumn="1" w:lastColumn="0" w:noHBand="0" w:noVBand="1"/>
+      </w:tblPr>
+      <w:tblGrid>
+        <w:gridCol w:w="2831"/>
+        <w:gridCol w:w="2831"/>
+        <w:gridCol w:w="2832"/>
+      </w:tblGrid>
+      <w:tr>
+        <w:tc>
+          <w:tcPr>
+            <w:tcW w:w="2831" w:type="dxa"/>
+          </w:tcPr>
+          <w:p>
+            <w:r>
+              <w:t>Hola</w:t>
+            </w:r>
+          </w:p>
+        </w:tc>
+        <w:tc>
+          <w:tcPr>
+            <w:tcW w:w="2831" w:type="dxa"/>
+          </w:tcPr>
+          <w:p/>
+        </w:tc>
+        <w:tc>
+          <w:tcPr>
+            <w:tcW w:w="2832" w:type="dxa"/>
+          </w:tcPr>
+          <w:p/>
+        </w:tc>
+      </w:tr>
+      <w:tr>
+        <w:tc>
+          <w:tcPr>
+            <w:tcW w:w="2831" w:type="dxa"/>
+          </w:tcPr>
+          <w:p/>
+        </w:tc>
+        <w:tc>
+          <w:tcPr>
+            <w:tcW w:w="2831" w:type="dxa"/>
+          </w:tcPr>
+          <w:p/>
+        </w:tc>
+        <w:tc>
+          <w:tcPr>
+            <w:tcW w:w="2832" w:type="dxa"/>
+          </w:tcPr>
+          <w:p>
+            <w:r>
+              <w:t>Adiós</w:t>
+            </w:r>
+          </w:p>
+        </w:tc>
+      </w:tr>
+    </w:tbl>
+    <w:p/>
     <w:p>
       <w:pPr>
         <w:rPr>
@@ -77,17 +145,155 @@
     </w:p>
     <w:p>
       <w:r>
+        <w:t>&gt;&gt; Titulo 3 fkaljiodsf</w:t>
+      </w:r>
+    </w:p>
+    <w:p>
+      <w:r>
+        <w:t>Dslkjsadg</w:t>
+      </w:r>
+    </w:p>
+    <w:p>
+      <w:r>
+        <w:t>Agsd</w:t>
+      </w:r>
+    </w:p>
+    <w:p>
+      <w:r>
+        <w:t>gsadlkñasdgj</w:t>
+      </w:r>
+    </w:p>
+    <w:p>
+      <w:r>
         <w:t>{fin}</w:t>
       </w:r>
     </w:p>
+    <w:p>
+      <w:r>
+        <w:t>Fsdkjhfadg</w:t>
+      </w:r>
+    </w:p>
+    <w:p>
+      <w:r>
+        <w:t>D</w:t>
+      </w:r>
+      <w:r>
+        <w:t>sgklsagñgdsaj</w:t>
+      </w:r>
+    </w:p>
     <w:p/>
+    <w:p/>
     <w:p>
       <w:r>
         <w:t>{</w:t>
       </w:r>
       <w:r>
+        <w:t>acordeon</w:t>
+      </w:r>
+      <w:r>
+        <w:t>}</w:t>
+      </w:r>
+    </w:p>
+    <w:p>
+      <w:pPr>
+        <w:rPr>
+          <w:b/>
+          <w:bCs/>
+        </w:rPr>
+      </w:pPr>
+      <w:r>
+        <w:t>&gt;&gt;</w:t>
+      </w:r>
+      <w:r>
+        <w:t xml:space="preserve"> </w:t>
+      </w:r>
+      <w:r>
+        <w:rPr>
+          <w:b/>
+          <w:bCs/>
+        </w:rPr>
+        <w:t xml:space="preserve">Titulo 1 </w:t>
+      </w:r>
+      <w:r>
+        <w:rPr>
+          <w:b/>
+          <w:bCs/>
+        </w:rPr>
         <w:t>pestañas</w:t>
       </w:r>
+    </w:p>
+    <w:p>
+      <w:r>
+        <w:t xml:space="preserve">Contenido 1 </w:t>
+      </w:r>
+      <w:r>
+        <w:t>pestañas</w:t>
+      </w:r>
+    </w:p>
+    <w:p>
+      <w:pPr>
+        <w:rPr>
+          <w:b/>
+          <w:bCs/>
+          <w:u w:val="single"/>
+        </w:rPr>
+      </w:pPr>
+      <w:r>
+        <w:t>&gt;&gt;</w:t>
+      </w:r>
+      <w:r>
+        <w:t xml:space="preserve"> </w:t>
+      </w:r>
+      <w:r>
+        <w:rPr>
+          <w:b/>
+          <w:bCs/>
+        </w:rPr>
+        <w:t xml:space="preserve">Titulo </w:t>
+      </w:r>
+      <w:r>
+        <w:rPr>
+          <w:b/>
+          <w:bCs/>
+        </w:rPr>
+        <w:t>2</w:t>
+      </w:r>
+      <w:r>
+        <w:rPr>
+          <w:b/>
+          <w:bCs/>
+        </w:rPr>
+        <w:t xml:space="preserve"> </w:t>
+      </w:r>
+      <w:r>
+        <w:rPr>
+          <w:b/>
+          <w:bCs/>
+        </w:rPr>
+        <w:t>pestañas</w:t>
+      </w:r>
+    </w:p>
+    <w:p>
+      <w:r>
+        <w:t xml:space="preserve">Contenido 2 </w:t>
+      </w:r>
+      <w:r>
+        <w:t>pestañas</w:t>
+      </w:r>
+    </w:p>
+    <w:p>
+      <w:r>
+        <w:t>{fin}</w:t>
+      </w:r>
+    </w:p>
+    <w:p/>
+    <w:p>
+      <w:r>
+        <w:t>{</w:t>
+      </w:r>
+      <w:r>
+        <w:t>acordeon</w:t>
+      </w:r>
       <w:r>
         <w:t>}</w:t>
       </w:r>
@@ -117,7 +323,7 @@
           <w:b/>
           <w:bCs/>
         </w:rPr>
-        <w:t>pestañas</w:t>
+        <w:t>paginación</w:t>
       </w:r>
     </w:p>
     <w:p>
@@ -125,7 +331,7 @@
         <w:t xml:space="preserve">Contenido 1 </w:t>
       </w:r>
       <w:r>
-        <w:t>pestañas</w:t>
+        <w:t>paginación</w:t>
       </w:r>
     </w:p>
     <w:p>
@@ -168,7 +374,7 @@
           <w:b/>
           <w:bCs/>
         </w:rPr>
-        <w:t>pestañas</w:t>
+        <w:t>paginación</w:t>
       </w:r>
     </w:p>
     <w:p>
@@ -176,7 +382,7 @@
         <w:t xml:space="preserve">Contenido 2 </w:t>
       </w:r>
       <w:r>
-        <w:t>pestañas</w:t>
+        <w:t>paginación</w:t>
       </w:r>
     </w:p>
     <w:p>
@@ -187,117 +393,8 @@
     <w:p/>
     <w:p>
       <w:r>
-        <w:t>{</w:t>
-      </w:r>
-      <w:r>
-        <w:t>paginacion</w:t>
-      </w:r>
-      <w:r>
-        <w:t>}</w:t>
-      </w:r>
-    </w:p>
-    <w:p>
-      <w:pPr>
-        <w:rPr>
-          <w:b/>
-          <w:bCs/>
-        </w:rPr>
-      </w:pPr>
-      <w:r>
-        <w:t>&gt;&gt;</w:t>
-      </w:r>
-      <w:r>
-        <w:t xml:space="preserve"> </w:t>
-      </w:r>
-      <w:r>
-        <w:rPr>
-          <w:b/>
-          <w:bCs/>
-        </w:rPr>
-        <w:t xml:space="preserve">Titulo 1 </w:t>
-      </w:r>
-      <w:r>
-        <w:rPr>
-          <w:b/>
-          <w:bCs/>
-        </w:rPr>
-        <w:t>paginación</w:t>
-      </w:r>
-    </w:p>
-    <w:p>
-      <w:r>
-        <w:t xml:space="preserve">Contenido 1 </w:t>
-      </w:r>
-      <w:r>
-        <w:t>paginación</w:t>
-      </w:r>
-    </w:p>
-    <w:p>
-      <w:pPr>
-        <w:rPr>
-          <w:b/>
-          <w:bCs/>
-          <w:u w:val="single"/>
-        </w:rPr>
-      </w:pPr>
-      <w:r>
-        <w:t>&gt;&gt;</w:t>
-      </w:r>
-      <w:r>
-        <w:t xml:space="preserve"> </w:t>
-      </w:r>
-      <w:r>
-        <w:rPr>
-          <w:b/>
-          <w:bCs/>
-        </w:rPr>
-        <w:t xml:space="preserve">Titulo </w:t>
-      </w:r>
-      <w:r>
-        <w:rPr>
-          <w:b/>
-          <w:bCs/>
-        </w:rPr>
-        <w:t>2</w:t>
-      </w:r>
-      <w:r>
-        <w:rPr>
-          <w:b/>
-          <w:bCs/>
-        </w:rPr>
-        <w:t xml:space="preserve"> </w:t>
-      </w:r>
-      <w:r>
-        <w:rPr>
-          <w:b/>
-          <w:bCs/>
-        </w:rPr>
-        <w:t>paginación</w:t>
-      </w:r>
-    </w:p>
-    <w:p>
-      <w:r>
-        <w:t xml:space="preserve">Contenido 2 </w:t>
-      </w:r>
-      <w:r>
-        <w:t>paginación</w:t>
-      </w:r>
-    </w:p>
-    <w:p>
-      <w:r>
-        <w:t>{fin}</w:t>
-      </w:r>
-    </w:p>
-    <w:p/>
-    <w:p>
-      <w:r>
-        <w:t>{</w:t>
-      </w:r>
-      <w:r>
-        <w:t>carrusel</w:t>
-      </w:r>
-      <w:r>
-        <w:t>}</w:t>
+        <w:lastRenderedPageBreak/>
+        <w:t>{carrusel}</w:t>
       </w:r>
     </w:p>
     <w:p>
@@ -1127,6 +1224,7 @@
   <w:style w:type="character" w:default="1" w:styleId="Fuentedeprrafopredeter">
     <w:name w:val="Default Paragraph Font"/>
     <w:uiPriority w:val="1"/>
+    <w:semiHidden/>
     <w:unhideWhenUsed/>
   </w:style>
   <w:style w:type="table" w:default="1" w:styleId="Tablanormal">
@@ -1461,6 +1559,25 @@
       <w:color w:val="605E5C"/>
       <w:shd w:val="clear" w:color="auto" w:fill="E1DFDD"/>
     </w:rPr>
+  </w:style>
+  <w:style w:type="table" w:styleId="Tablaconcuadrcula">
+    <w:name w:val="Table Grid"/>
+    <w:basedOn w:val="Tablanormal"/>
+    <w:uiPriority w:val="39"/>
+    <w:rsid w:val="00094DE7"/>
+    <w:pPr>
+      <w:spacing w:after="0" w:line="240" w:lineRule="auto"/>
+    </w:pPr>
+    <w:tblPr>
+      <w:tblBorders>
+        <w:top w:val="single" w:sz="4" w:space="0" w:color="auto"/>
+        <w:left w:val="single" w:sz="4" w:space="0" w:color="auto"/>
+        <w:bottom w:val="single" w:sz="4" w:space="0" w:color="auto"/>
+        <w:right w:val="single" w:sz="4" w:space="0" w:color="auto"/>
+        <w:insideH w:val="single" w:sz="4" w:space="0" w:color="auto"/>
+        <w:insideV w:val="single" w:sz="4" w:space="0" w:color="auto"/>
+      </w:tblBorders>
+    </w:tblPr>
   </w:style>
 </w:styles>
 </file>

--- a/new/new.docx
+++ b/new/new.docx
@@ -48,9 +48,9 @@
         <w:tblLook w:val="04A0" w:firstRow="1" w:lastRow="0" w:firstColumn="1" w:lastColumn="0" w:noHBand="0" w:noVBand="1"/>
       </w:tblPr>
       <w:tblGrid>
-        <w:gridCol w:w="2831"/>
-        <w:gridCol w:w="2831"/>
-        <w:gridCol w:w="2832"/>
+        <w:gridCol w:w="2635"/>
+        <w:gridCol w:w="3216"/>
+        <w:gridCol w:w="2643"/>
       </w:tblGrid>
       <w:tr>
         <w:tc>
@@ -87,7 +87,45 @@
           <w:tcPr>
             <w:tcW w:w="2831" w:type="dxa"/>
           </w:tcPr>
-          <w:p/>
+          <w:p>
+            <w:r>
+              <w:drawing>
+                <wp:inline distT="0" distB="0" distL="0" distR="0" wp14:anchorId="49325D11" wp14:editId="2C293D1A">
+                  <wp:extent cx="1905266" cy="1076475"/>
+                  <wp:effectExtent l="0" t="0" r="0" b="9525"/>
+                  <wp:docPr id="1637678075" name="Imagen 1"/>
+                  <wp:cNvGraphicFramePr>
+                    <a:graphicFrameLocks xmlns:a="http://schemas.openxmlformats.org/drawingml/2006/main" noChangeAspect="1"/>
+                  </wp:cNvGraphicFramePr>
+                  <a:graphic xmlns:a="http://schemas.openxmlformats.org/drawingml/2006/main">
+                    <a:graphicData uri="http://schemas.openxmlformats.org/drawingml/2006/picture">
+                      <pic:pic xmlns:pic="http://schemas.openxmlformats.org/drawingml/2006/picture">
+                        <pic:nvPicPr>
+                          <pic:cNvPr id="1637678075" name=""/>
+                          <pic:cNvPicPr/>
+                        </pic:nvPicPr>
+                        <pic:blipFill>
+                          <a:blip r:embed="rId5"/>
+                          <a:stretch>
+                            <a:fillRect/>
+                          </a:stretch>
+                        </pic:blipFill>
+                        <pic:spPr>
+                          <a:xfrm>
+                            <a:off x="0" y="0"/>
+                            <a:ext cx="1905266" cy="1076475"/>
+                          </a:xfrm>
+                          <a:prstGeom prst="rect">
+                            <a:avLst/>
+                          </a:prstGeom>
+                        </pic:spPr>
+                      </pic:pic>
+                    </a:graphicData>
+                  </a:graphic>
+                </wp:inline>
+              </w:drawing>
+            </w:r>
+          </w:p>
         </w:tc>
         <w:tc>
           <w:tcPr>
@@ -103,6 +141,19 @@
     </w:tbl>
     <w:p/>
     <w:p>
+      <w:hyperlink r:id="rId6" w:history="1">
+        <w:r>
+          <w:rPr>
+            <w:rStyle w:val="Hipervnculo"/>
+          </w:rPr>
+          <w:t>https://www.youtube.com/watch?v=NECiWCBMjbs</w:t>
+        </w:r>
+      </w:hyperlink>
+      <w:r>
+        <w:t xml:space="preserve"> </w:t>
+      </w:r>
+    </w:p>
+    <w:p>
       <w:pPr>
         <w:rPr>
           <w:b/>
@@ -343,6 +394,7 @@
         </w:rPr>
       </w:pPr>
       <w:r>
+        <w:lastRenderedPageBreak/>
         <w:t>&gt;&gt;</w:t>
       </w:r>
       <w:r>
@@ -393,7 +445,6 @@
     <w:p/>
     <w:p>
       <w:r>
-        <w:lastRenderedPageBreak/>
         <w:t>{carrusel}</w:t>
       </w:r>
     </w:p>

--- a/new/new.docx
+++ b/new/new.docx
@@ -141,6 +141,17 @@
     </w:tbl>
     <w:p/>
     <w:p>
+      <w:pPr>
+        <w:jc w:val="center"/>
+      </w:pPr>
+      <w:r>
+        <w:t>Pero esto que es??</w:t>
+      </w:r>
+    </w:p>
+    <w:p>
+      <w:pPr>
+        <w:jc w:val="center"/>
+      </w:pPr>
       <w:hyperlink r:id="rId6" w:history="1">
         <w:r>
           <w:rPr>
@@ -149,9 +160,6 @@
           <w:t>https://www.youtube.com/watch?v=NECiWCBMjbs</w:t>
         </w:r>
       </w:hyperlink>
-      <w:r>
-        <w:t xml:space="preserve"> </w:t>
-      </w:r>
     </w:p>
     <w:p>
       <w:pPr>
@@ -379,6 +387,7 @@
     </w:p>
     <w:p>
       <w:r>
+        <w:lastRenderedPageBreak/>
         <w:t xml:space="preserve">Contenido 1 </w:t>
       </w:r>
       <w:r>
@@ -394,7 +403,6 @@
         </w:rPr>
       </w:pPr>
       <w:r>
-        <w:lastRenderedPageBreak/>
         <w:t>&gt;&gt;</w:t>
       </w:r>
       <w:r>

--- a/new/new.docx
+++ b/new/new.docx
@@ -145,7 +145,10 @@
         <w:jc w:val="center"/>
       </w:pPr>
       <w:r>
-        <w:t>Pero esto que es??</w:t>
+        <w:t>textocentrad</w:t>
+      </w:r>
+      <w:r>
+        <w:t>ito</w:t>
       </w:r>
     </w:p>
     <w:p>
